--- a/briefing projeto.docx
+++ b/briefing projeto.docx
@@ -58,8 +58,33 @@
           <w:sz w:val="32"/>
           <w:szCs w:val="32"/>
         </w:rPr>
-        <w:t>Briefing | Library Of Gaming</w:t>
-      </w:r>
+        <w:t xml:space="preserve">Briefing | Library </w:t>
+      </w:r>
+      <w:proofErr w:type="spellStart"/>
+      <w:r>
+        <w:rPr>
+          <w:sz w:val="32"/>
+          <w:szCs w:val="32"/>
+        </w:rPr>
+        <w:t>Of</w:t>
+      </w:r>
+      <w:proofErr w:type="spellEnd"/>
+      <w:r>
+        <w:rPr>
+          <w:sz w:val="32"/>
+          <w:szCs w:val="32"/>
+        </w:rPr>
+        <w:t xml:space="preserve"> </w:t>
+      </w:r>
+      <w:proofErr w:type="spellStart"/>
+      <w:r>
+        <w:rPr>
+          <w:sz w:val="32"/>
+          <w:szCs w:val="32"/>
+        </w:rPr>
+        <w:t>Gaming</w:t>
+      </w:r>
+      <w:proofErr w:type="spellEnd"/>
     </w:p>
     <w:p>
       <w:pPr>
@@ -108,7 +133,39 @@
           <w:sz w:val="22"/>
           <w:szCs w:val="22"/>
         </w:rPr>
-        <w:t>: Library Of Gaming,</w:t>
+        <w:t xml:space="preserve">: Library </w:t>
+      </w:r>
+      <w:proofErr w:type="spellStart"/>
+      <w:r>
+        <w:rPr>
+          <w:sz w:val="22"/>
+          <w:szCs w:val="22"/>
+        </w:rPr>
+        <w:t>Of</w:t>
+      </w:r>
+      <w:proofErr w:type="spellEnd"/>
+      <w:r>
+        <w:rPr>
+          <w:sz w:val="22"/>
+          <w:szCs w:val="22"/>
+        </w:rPr>
+        <w:t xml:space="preserve"> </w:t>
+      </w:r>
+      <w:proofErr w:type="spellStart"/>
+      <w:r>
+        <w:rPr>
+          <w:sz w:val="22"/>
+          <w:szCs w:val="22"/>
+        </w:rPr>
+        <w:t>Gaming</w:t>
+      </w:r>
+      <w:proofErr w:type="spellEnd"/>
+      <w:r>
+        <w:rPr>
+          <w:sz w:val="22"/>
+          <w:szCs w:val="22"/>
+        </w:rPr>
+        <w:t>,</w:t>
       </w:r>
       <w:r>
         <w:rPr>
@@ -439,23 +496,6 @@
     </w:p>
     <w:p>
       <w:pPr>
-        <w:pStyle w:val="PargrafodaLista"/>
-        <w:rPr>
-          <w:sz w:val="22"/>
-          <w:szCs w:val="22"/>
-        </w:rPr>
-      </w:pPr>
-    </w:p>
-    <w:p>
-      <w:pPr>
-        <w:rPr>
-          <w:sz w:val="22"/>
-          <w:szCs w:val="22"/>
-        </w:rPr>
-      </w:pPr>
-    </w:p>
-    <w:p>
-      <w:pPr>
         <w:rPr>
           <w:sz w:val="22"/>
           <w:szCs w:val="22"/>
@@ -478,6 +518,7 @@
           <w:sz w:val="28"/>
           <w:szCs w:val="28"/>
         </w:rPr>
+        <w:lastRenderedPageBreak/>
         <w:t>Diferenciais</w:t>
       </w:r>
       <w:r>
@@ -518,6 +559,13 @@
         </w:rPr>
         <w:t>Focado em jogos indies</w:t>
       </w:r>
+      <w:r>
+        <w:rPr>
+          <w:sz w:val="22"/>
+          <w:szCs w:val="22"/>
+        </w:rPr>
+        <w:t>.</w:t>
+      </w:r>
     </w:p>
     <w:p>
       <w:pPr>
@@ -537,6 +585,13 @@
         </w:rPr>
         <w:t>Recomendações precisas</w:t>
       </w:r>
+      <w:r>
+        <w:rPr>
+          <w:sz w:val="22"/>
+          <w:szCs w:val="22"/>
+        </w:rPr>
+        <w:t>.</w:t>
+      </w:r>
     </w:p>
     <w:p>
       <w:pPr>
@@ -556,7 +611,34 @@
           <w:sz w:val="22"/>
           <w:szCs w:val="22"/>
         </w:rPr>
-        <w:t>Variedade abundante</w:t>
+        <w:t>Variedade abundant</w:t>
+      </w:r>
+      <w:r>
+        <w:rPr>
+          <w:sz w:val="22"/>
+          <w:szCs w:val="22"/>
+        </w:rPr>
+        <w:t>es.</w:t>
+      </w:r>
+    </w:p>
+    <w:p>
+      <w:pPr>
+        <w:pStyle w:val="PargrafodaLista"/>
+        <w:numPr>
+          <w:ilvl w:val="0"/>
+          <w:numId w:val="2"/>
+        </w:numPr>
+        <w:rPr>
+          <w:sz w:val="22"/>
+          <w:szCs w:val="22"/>
+        </w:rPr>
+      </w:pPr>
+      <w:r>
+        <w:rPr>
+          <w:sz w:val="22"/>
+          <w:szCs w:val="22"/>
+        </w:rPr>
+        <w:t>O LIBRARY OF GAMING tem como diferencial ser um site onde jogadores podem adquirir uma variedade de informações e recomendações de jogos, com foco principal em dar destaque a diversos jogos indies que talvez não sejam tão conhecidos por todo mundo.</w:t>
       </w:r>
     </w:p>
     <w:p>
@@ -792,36 +874,231 @@
         <w:rPr>
           <w:sz w:val="22"/>
           <w:szCs w:val="22"/>
+        </w:rPr>
+      </w:pPr>
+      <w:r>
+        <w:rPr>
+          <w:sz w:val="22"/>
+          <w:szCs w:val="22"/>
+        </w:rPr>
+        <w:t>O LIBRARY OF GAM</w:t>
+      </w:r>
+      <w:r>
+        <w:rPr>
+          <w:sz w:val="22"/>
+          <w:szCs w:val="22"/>
+        </w:rPr>
+        <w:t>ING</w:t>
+      </w:r>
+      <w:r>
+        <w:rPr>
+          <w:sz w:val="22"/>
+          <w:szCs w:val="22"/>
+        </w:rPr>
+        <w:t xml:space="preserve"> tem como diferencial ser um site onde jogadores podem adquirir uma variedade de informações e recomendações de jogos, com foco principal em dar destaque a diversos jogos indies que talvez não sejam tão conhecidos por todo mundo</w:t>
+      </w:r>
+      <w:r>
+        <w:rPr>
+          <w:sz w:val="22"/>
+          <w:szCs w:val="22"/>
+        </w:rPr>
+        <w:t>.</w:t>
+      </w:r>
+    </w:p>
+    <w:p>
+      <w:pPr>
+        <w:rPr>
+          <w:sz w:val="22"/>
+          <w:szCs w:val="22"/>
           <w:u w:val="single"/>
         </w:rPr>
       </w:pPr>
-      <w:r>
-        <w:rPr>
-          <w:sz w:val="22"/>
-          <w:szCs w:val="22"/>
-        </w:rPr>
-        <w:t>O LIBRARY OF GAM</w:t>
-      </w:r>
-      <w:r>
-        <w:rPr>
-          <w:sz w:val="22"/>
-          <w:szCs w:val="22"/>
-        </w:rPr>
-        <w:t>ING</w:t>
-      </w:r>
-      <w:r>
-        <w:rPr>
-          <w:sz w:val="22"/>
-          <w:szCs w:val="22"/>
-        </w:rPr>
-        <w:t xml:space="preserve"> tem como diferencial ser um site onde jogadores podem adquirir uma variedade de informações e recomendações de jogos, com foco principal em dar destaque a diversos jogos indies que talvez não sejam tão conhecidos por todo mundo</w:t>
-      </w:r>
-      <w:r>
-        <w:rPr>
-          <w:sz w:val="22"/>
-          <w:szCs w:val="22"/>
-        </w:rPr>
-        <w:t>.</w:t>
+    </w:p>
+    <w:p>
+      <w:pPr>
+        <w:rPr>
+          <w:sz w:val="28"/>
+          <w:szCs w:val="28"/>
+        </w:rPr>
+      </w:pPr>
+      <w:r>
+        <w:rPr>
+          <w:b/>
+          <w:bCs/>
+          <w:sz w:val="28"/>
+          <w:szCs w:val="28"/>
+        </w:rPr>
+        <w:t>Objetivos</w:t>
+      </w:r>
+    </w:p>
+    <w:p>
+      <w:pPr>
+        <w:numPr>
+          <w:ilvl w:val="0"/>
+          <w:numId w:val="4"/>
+        </w:numPr>
+        <w:rPr>
+          <w:sz w:val="22"/>
+          <w:szCs w:val="22"/>
+        </w:rPr>
+      </w:pPr>
+      <w:r>
+        <w:rPr>
+          <w:sz w:val="22"/>
+          <w:szCs w:val="22"/>
+        </w:rPr>
+        <w:t>Desenvolver uma plataforma digital focada na descoberta de jogos, principalmente indies.</w:t>
+      </w:r>
+    </w:p>
+    <w:p>
+      <w:pPr>
+        <w:numPr>
+          <w:ilvl w:val="0"/>
+          <w:numId w:val="4"/>
+        </w:numPr>
+        <w:rPr>
+          <w:sz w:val="22"/>
+          <w:szCs w:val="22"/>
+        </w:rPr>
+      </w:pPr>
+      <w:r>
+        <w:rPr>
+          <w:sz w:val="22"/>
+          <w:szCs w:val="22"/>
+        </w:rPr>
+        <w:t>Facilitar a busca com sistema organizado e recomendações personalizadas.</w:t>
+      </w:r>
+    </w:p>
+    <w:p>
+      <w:pPr>
+        <w:numPr>
+          <w:ilvl w:val="0"/>
+          <w:numId w:val="4"/>
+        </w:numPr>
+        <w:rPr>
+          <w:sz w:val="22"/>
+          <w:szCs w:val="22"/>
+        </w:rPr>
+      </w:pPr>
+      <w:r>
+        <w:rPr>
+          <w:sz w:val="22"/>
+          <w:szCs w:val="22"/>
+        </w:rPr>
+        <w:lastRenderedPageBreak/>
+        <w:t>Aumentar a visibilidade de jogos menos conhecidos no mercado.</w:t>
+      </w:r>
+    </w:p>
+    <w:p>
+      <w:pPr>
+        <w:numPr>
+          <w:ilvl w:val="0"/>
+          <w:numId w:val="4"/>
+        </w:numPr>
+        <w:rPr>
+          <w:sz w:val="22"/>
+          <w:szCs w:val="22"/>
+        </w:rPr>
+      </w:pPr>
+      <w:r>
+        <w:rPr>
+          <w:sz w:val="22"/>
+          <w:szCs w:val="22"/>
+        </w:rPr>
+        <w:t>Criar uma comunidade ativa com avaliações e opiniões dos usuários.</w:t>
+      </w:r>
+    </w:p>
+    <w:p>
+      <w:pPr>
+        <w:rPr>
+          <w:sz w:val="28"/>
+          <w:szCs w:val="28"/>
+        </w:rPr>
+      </w:pPr>
+      <w:r>
+        <w:rPr>
+          <w:b/>
+          <w:bCs/>
+          <w:sz w:val="28"/>
+          <w:szCs w:val="28"/>
+        </w:rPr>
+        <w:t>Funcionalidades</w:t>
+      </w:r>
+    </w:p>
+    <w:p>
+      <w:pPr>
+        <w:numPr>
+          <w:ilvl w:val="0"/>
+          <w:numId w:val="5"/>
+        </w:numPr>
+        <w:rPr>
+          <w:sz w:val="22"/>
+          <w:szCs w:val="22"/>
+        </w:rPr>
+      </w:pPr>
+      <w:r>
+        <w:rPr>
+          <w:sz w:val="22"/>
+          <w:szCs w:val="22"/>
+        </w:rPr>
+        <w:t>Sistema de busca avançada com filtros (gênero, plataforma, categoria, etc.).</w:t>
+      </w:r>
+    </w:p>
+    <w:p>
+      <w:pPr>
+        <w:numPr>
+          <w:ilvl w:val="0"/>
+          <w:numId w:val="5"/>
+        </w:numPr>
+        <w:rPr>
+          <w:sz w:val="22"/>
+          <w:szCs w:val="22"/>
+        </w:rPr>
+      </w:pPr>
+      <w:r>
+        <w:rPr>
+          <w:sz w:val="22"/>
+          <w:szCs w:val="22"/>
+        </w:rPr>
+        <w:t>Avaliações com notas e críticas feitas pelos usuários.</w:t>
+      </w:r>
+    </w:p>
+    <w:p>
+      <w:pPr>
+        <w:numPr>
+          <w:ilvl w:val="0"/>
+          <w:numId w:val="5"/>
+        </w:numPr>
+        <w:rPr>
+          <w:sz w:val="22"/>
+          <w:szCs w:val="22"/>
+        </w:rPr>
+      </w:pPr>
+      <w:r>
+        <w:rPr>
+          <w:sz w:val="22"/>
+          <w:szCs w:val="22"/>
+        </w:rPr>
+        <w:t>Recomendações de jogos com base no perfil e na comunidade.</w:t>
+      </w:r>
+    </w:p>
+    <w:p>
+      <w:pPr>
+        <w:numPr>
+          <w:ilvl w:val="0"/>
+          <w:numId w:val="5"/>
+        </w:numPr>
+        <w:rPr>
+          <w:sz w:val="22"/>
+          <w:szCs w:val="22"/>
+        </w:rPr>
+      </w:pPr>
+      <w:r>
+        <w:rPr>
+          <w:sz w:val="22"/>
+          <w:szCs w:val="22"/>
+        </w:rPr>
+        <w:t>Páginas completas dos jogos + listas/bibliotecas pessoais para salvar títulos.</w:t>
       </w:r>
     </w:p>
     <w:p/>
@@ -1100,6 +1377,155 @@
     </w:lvl>
   </w:abstractNum>
   <w:abstractNum w:abstractNumId="2" w15:restartNumberingAfterBreak="0">
+    <w:nsid w:val="205E6B62"/>
+    <w:multiLevelType w:val="multilevel"/>
+    <w:tmpl w:val="9EA00ED0"/>
+    <w:lvl w:ilvl="0">
+      <w:start w:val="1"/>
+      <w:numFmt w:val="bullet"/>
+      <w:lvlText w:val=""/>
+      <w:lvlJc w:val="left"/>
+      <w:pPr>
+        <w:tabs>
+          <w:tab w:val="num" w:pos="720"/>
+        </w:tabs>
+        <w:ind w:left="720" w:hanging="360"/>
+      </w:pPr>
+      <w:rPr>
+        <w:rFonts w:ascii="Symbol" w:hAnsi="Symbol" w:hint="default"/>
+        <w:sz w:val="20"/>
+      </w:rPr>
+    </w:lvl>
+    <w:lvl w:ilvl="1" w:tentative="1">
+      <w:start w:val="1"/>
+      <w:numFmt w:val="bullet"/>
+      <w:lvlText w:val="o"/>
+      <w:lvlJc w:val="left"/>
+      <w:pPr>
+        <w:tabs>
+          <w:tab w:val="num" w:pos="1440"/>
+        </w:tabs>
+        <w:ind w:left="1440" w:hanging="360"/>
+      </w:pPr>
+      <w:rPr>
+        <w:rFonts w:ascii="Courier New" w:hAnsi="Courier New" w:hint="default"/>
+        <w:sz w:val="20"/>
+      </w:rPr>
+    </w:lvl>
+    <w:lvl w:ilvl="2" w:tentative="1">
+      <w:start w:val="1"/>
+      <w:numFmt w:val="bullet"/>
+      <w:lvlText w:val=""/>
+      <w:lvlJc w:val="left"/>
+      <w:pPr>
+        <w:tabs>
+          <w:tab w:val="num" w:pos="2160"/>
+        </w:tabs>
+        <w:ind w:left="2160" w:hanging="360"/>
+      </w:pPr>
+      <w:rPr>
+        <w:rFonts w:ascii="Wingdings" w:hAnsi="Wingdings" w:hint="default"/>
+        <w:sz w:val="20"/>
+      </w:rPr>
+    </w:lvl>
+    <w:lvl w:ilvl="3" w:tentative="1">
+      <w:start w:val="1"/>
+      <w:numFmt w:val="bullet"/>
+      <w:lvlText w:val=""/>
+      <w:lvlJc w:val="left"/>
+      <w:pPr>
+        <w:tabs>
+          <w:tab w:val="num" w:pos="2880"/>
+        </w:tabs>
+        <w:ind w:left="2880" w:hanging="360"/>
+      </w:pPr>
+      <w:rPr>
+        <w:rFonts w:ascii="Wingdings" w:hAnsi="Wingdings" w:hint="default"/>
+        <w:sz w:val="20"/>
+      </w:rPr>
+    </w:lvl>
+    <w:lvl w:ilvl="4" w:tentative="1">
+      <w:start w:val="1"/>
+      <w:numFmt w:val="bullet"/>
+      <w:lvlText w:val=""/>
+      <w:lvlJc w:val="left"/>
+      <w:pPr>
+        <w:tabs>
+          <w:tab w:val="num" w:pos="3600"/>
+        </w:tabs>
+        <w:ind w:left="3600" w:hanging="360"/>
+      </w:pPr>
+      <w:rPr>
+        <w:rFonts w:ascii="Wingdings" w:hAnsi="Wingdings" w:hint="default"/>
+        <w:sz w:val="20"/>
+      </w:rPr>
+    </w:lvl>
+    <w:lvl w:ilvl="5" w:tentative="1">
+      <w:start w:val="1"/>
+      <w:numFmt w:val="bullet"/>
+      <w:lvlText w:val=""/>
+      <w:lvlJc w:val="left"/>
+      <w:pPr>
+        <w:tabs>
+          <w:tab w:val="num" w:pos="4320"/>
+        </w:tabs>
+        <w:ind w:left="4320" w:hanging="360"/>
+      </w:pPr>
+      <w:rPr>
+        <w:rFonts w:ascii="Wingdings" w:hAnsi="Wingdings" w:hint="default"/>
+        <w:sz w:val="20"/>
+      </w:rPr>
+    </w:lvl>
+    <w:lvl w:ilvl="6" w:tentative="1">
+      <w:start w:val="1"/>
+      <w:numFmt w:val="bullet"/>
+      <w:lvlText w:val=""/>
+      <w:lvlJc w:val="left"/>
+      <w:pPr>
+        <w:tabs>
+          <w:tab w:val="num" w:pos="5040"/>
+        </w:tabs>
+        <w:ind w:left="5040" w:hanging="360"/>
+      </w:pPr>
+      <w:rPr>
+        <w:rFonts w:ascii="Wingdings" w:hAnsi="Wingdings" w:hint="default"/>
+        <w:sz w:val="20"/>
+      </w:rPr>
+    </w:lvl>
+    <w:lvl w:ilvl="7" w:tentative="1">
+      <w:start w:val="1"/>
+      <w:numFmt w:val="bullet"/>
+      <w:lvlText w:val=""/>
+      <w:lvlJc w:val="left"/>
+      <w:pPr>
+        <w:tabs>
+          <w:tab w:val="num" w:pos="5760"/>
+        </w:tabs>
+        <w:ind w:left="5760" w:hanging="360"/>
+      </w:pPr>
+      <w:rPr>
+        <w:rFonts w:ascii="Wingdings" w:hAnsi="Wingdings" w:hint="default"/>
+        <w:sz w:val="20"/>
+      </w:rPr>
+    </w:lvl>
+    <w:lvl w:ilvl="8" w:tentative="1">
+      <w:start w:val="1"/>
+      <w:numFmt w:val="bullet"/>
+      <w:lvlText w:val=""/>
+      <w:lvlJc w:val="left"/>
+      <w:pPr>
+        <w:tabs>
+          <w:tab w:val="num" w:pos="6480"/>
+        </w:tabs>
+        <w:ind w:left="6480" w:hanging="360"/>
+      </w:pPr>
+      <w:rPr>
+        <w:rFonts w:ascii="Wingdings" w:hAnsi="Wingdings" w:hint="default"/>
+        <w:sz w:val="20"/>
+      </w:rPr>
+    </w:lvl>
+  </w:abstractNum>
+  <w:abstractNum w:abstractNumId="3" w15:restartNumberingAfterBreak="0">
     <w:nsid w:val="698B4DDF"/>
     <w:multiLevelType w:val="multilevel"/>
     <w:tmpl w:val="5602E974"/>
@@ -1232,6 +1658,155 @@
       </w:rPr>
     </w:lvl>
     <w:lvl w:ilvl="8">
+      <w:start w:val="1"/>
+      <w:numFmt w:val="bullet"/>
+      <w:lvlText w:val=""/>
+      <w:lvlJc w:val="left"/>
+      <w:pPr>
+        <w:tabs>
+          <w:tab w:val="num" w:pos="6480"/>
+        </w:tabs>
+        <w:ind w:left="6480" w:hanging="360"/>
+      </w:pPr>
+      <w:rPr>
+        <w:rFonts w:ascii="Wingdings" w:hAnsi="Wingdings" w:hint="default"/>
+        <w:sz w:val="20"/>
+      </w:rPr>
+    </w:lvl>
+  </w:abstractNum>
+  <w:abstractNum w:abstractNumId="4" w15:restartNumberingAfterBreak="0">
+    <w:nsid w:val="70441F93"/>
+    <w:multiLevelType w:val="multilevel"/>
+    <w:tmpl w:val="F63AA5F2"/>
+    <w:lvl w:ilvl="0">
+      <w:start w:val="1"/>
+      <w:numFmt w:val="bullet"/>
+      <w:lvlText w:val=""/>
+      <w:lvlJc w:val="left"/>
+      <w:pPr>
+        <w:tabs>
+          <w:tab w:val="num" w:pos="720"/>
+        </w:tabs>
+        <w:ind w:left="720" w:hanging="360"/>
+      </w:pPr>
+      <w:rPr>
+        <w:rFonts w:ascii="Symbol" w:hAnsi="Symbol" w:hint="default"/>
+        <w:sz w:val="20"/>
+      </w:rPr>
+    </w:lvl>
+    <w:lvl w:ilvl="1" w:tentative="1">
+      <w:start w:val="1"/>
+      <w:numFmt w:val="bullet"/>
+      <w:lvlText w:val="o"/>
+      <w:lvlJc w:val="left"/>
+      <w:pPr>
+        <w:tabs>
+          <w:tab w:val="num" w:pos="1440"/>
+        </w:tabs>
+        <w:ind w:left="1440" w:hanging="360"/>
+      </w:pPr>
+      <w:rPr>
+        <w:rFonts w:ascii="Courier New" w:hAnsi="Courier New" w:hint="default"/>
+        <w:sz w:val="20"/>
+      </w:rPr>
+    </w:lvl>
+    <w:lvl w:ilvl="2" w:tentative="1">
+      <w:start w:val="1"/>
+      <w:numFmt w:val="bullet"/>
+      <w:lvlText w:val=""/>
+      <w:lvlJc w:val="left"/>
+      <w:pPr>
+        <w:tabs>
+          <w:tab w:val="num" w:pos="2160"/>
+        </w:tabs>
+        <w:ind w:left="2160" w:hanging="360"/>
+      </w:pPr>
+      <w:rPr>
+        <w:rFonts w:ascii="Wingdings" w:hAnsi="Wingdings" w:hint="default"/>
+        <w:sz w:val="20"/>
+      </w:rPr>
+    </w:lvl>
+    <w:lvl w:ilvl="3" w:tentative="1">
+      <w:start w:val="1"/>
+      <w:numFmt w:val="bullet"/>
+      <w:lvlText w:val=""/>
+      <w:lvlJc w:val="left"/>
+      <w:pPr>
+        <w:tabs>
+          <w:tab w:val="num" w:pos="2880"/>
+        </w:tabs>
+        <w:ind w:left="2880" w:hanging="360"/>
+      </w:pPr>
+      <w:rPr>
+        <w:rFonts w:ascii="Wingdings" w:hAnsi="Wingdings" w:hint="default"/>
+        <w:sz w:val="20"/>
+      </w:rPr>
+    </w:lvl>
+    <w:lvl w:ilvl="4" w:tentative="1">
+      <w:start w:val="1"/>
+      <w:numFmt w:val="bullet"/>
+      <w:lvlText w:val=""/>
+      <w:lvlJc w:val="left"/>
+      <w:pPr>
+        <w:tabs>
+          <w:tab w:val="num" w:pos="3600"/>
+        </w:tabs>
+        <w:ind w:left="3600" w:hanging="360"/>
+      </w:pPr>
+      <w:rPr>
+        <w:rFonts w:ascii="Wingdings" w:hAnsi="Wingdings" w:hint="default"/>
+        <w:sz w:val="20"/>
+      </w:rPr>
+    </w:lvl>
+    <w:lvl w:ilvl="5" w:tentative="1">
+      <w:start w:val="1"/>
+      <w:numFmt w:val="bullet"/>
+      <w:lvlText w:val=""/>
+      <w:lvlJc w:val="left"/>
+      <w:pPr>
+        <w:tabs>
+          <w:tab w:val="num" w:pos="4320"/>
+        </w:tabs>
+        <w:ind w:left="4320" w:hanging="360"/>
+      </w:pPr>
+      <w:rPr>
+        <w:rFonts w:ascii="Wingdings" w:hAnsi="Wingdings" w:hint="default"/>
+        <w:sz w:val="20"/>
+      </w:rPr>
+    </w:lvl>
+    <w:lvl w:ilvl="6" w:tentative="1">
+      <w:start w:val="1"/>
+      <w:numFmt w:val="bullet"/>
+      <w:lvlText w:val=""/>
+      <w:lvlJc w:val="left"/>
+      <w:pPr>
+        <w:tabs>
+          <w:tab w:val="num" w:pos="5040"/>
+        </w:tabs>
+        <w:ind w:left="5040" w:hanging="360"/>
+      </w:pPr>
+      <w:rPr>
+        <w:rFonts w:ascii="Wingdings" w:hAnsi="Wingdings" w:hint="default"/>
+        <w:sz w:val="20"/>
+      </w:rPr>
+    </w:lvl>
+    <w:lvl w:ilvl="7" w:tentative="1">
+      <w:start w:val="1"/>
+      <w:numFmt w:val="bullet"/>
+      <w:lvlText w:val=""/>
+      <w:lvlJc w:val="left"/>
+      <w:pPr>
+        <w:tabs>
+          <w:tab w:val="num" w:pos="5760"/>
+        </w:tabs>
+        <w:ind w:left="5760" w:hanging="360"/>
+      </w:pPr>
+      <w:rPr>
+        <w:rFonts w:ascii="Wingdings" w:hAnsi="Wingdings" w:hint="default"/>
+        <w:sz w:val="20"/>
+      </w:rPr>
+    </w:lvl>
+    <w:lvl w:ilvl="8" w:tentative="1">
       <w:start w:val="1"/>
       <w:numFmt w:val="bullet"/>
       <w:lvlText w:val=""/>
@@ -1255,7 +1830,13 @@
     <w:abstractNumId w:val="0"/>
   </w:num>
   <w:num w:numId="3" w16cid:durableId="1336110753">
+    <w:abstractNumId w:val="3"/>
+  </w:num>
+  <w:num w:numId="4" w16cid:durableId="1135681417">
     <w:abstractNumId w:val="2"/>
+  </w:num>
+  <w:num w:numId="5" w16cid:durableId="1728994485">
+    <w:abstractNumId w:val="4"/>
   </w:num>
 </w:numbering>
 </file>
@@ -1863,7 +2444,6 @@
   <w:style w:type="character" w:default="1" w:styleId="Fontepargpadro">
     <w:name w:val="Default Paragraph Font"/>
     <w:uiPriority w:val="1"/>
-    <w:semiHidden/>
     <w:unhideWhenUsed/>
   </w:style>
   <w:style w:type="table" w:default="1" w:styleId="Tabelanormal">
